--- a/data/outputs/v2/Biology/SS2.3_Plant_Gaseous_Exchange_and_Respiration/Biology_Plant_Gaseous_Exchange_and_Respiration_SummaryTable.docx
+++ b/data/outputs/v2/Biology/SS2.3_Plant_Gaseous_Exchange_and_Respiration/Biology_Plant_Gaseous_Exchange_and_Respiration_SummaryTable.docx
@@ -38,6 +38,177 @@
           <w:szCs w:val="22"/>
         </w:rPr>
         <w:t xml:space="preserve">Sub-Strand 2.3: Plant Gaseous Exchange and Respiration — Teacher Reference (Pre-filled)</w:t>
+      </w:r>
+    </w:p>
+    <w:p>
+      <w:pPr>
+        <w:spacing w:after="80" w:before="120"/>
+      </w:pPr>
+      <w:r>
+        <w:rPr>
+          <w:rFonts w:ascii="Arial" w:cs="Arial" w:eastAsia="Arial" w:hAnsi="Arial"/>
+          <w:b/>
+          <w:bCs/>
+          <w:color w:val="1F3864"/>
+          <w:sz w:val="20"/>
+          <w:szCs w:val="20"/>
+        </w:rPr>
+        <w:t xml:space="preserve">ATTRIBUTION AND LICENSING</w:t>
+      </w:r>
+    </w:p>
+    <w:p>
+      <w:pPr>
+        <w:spacing w:after="60" w:before="0"/>
+      </w:pPr>
+      <w:r>
+        <w:rPr>
+          <w:rFonts w:ascii="Arial" w:cs="Arial" w:eastAsia="Arial" w:hAnsi="Arial"/>
+          <w:b/>
+          <w:bCs/>
+          <w:sz w:val="17"/>
+          <w:szCs w:val="17"/>
+        </w:rPr>
+        <w:t xml:space="preserve">Curriculum Alignment: </w:t>
+      </w:r>
+      <w:r>
+        <w:rPr>
+          <w:rFonts w:ascii="Arial" w:cs="Arial" w:eastAsia="Arial" w:hAnsi="Arial"/>
+          <w:sz w:val="17"/>
+          <w:szCs w:val="17"/>
+        </w:rPr>
+        <w:t xml:space="preserve">Structured in pedagogical alignment with the competence-based curriculum format and learning outcomes established by the Kenya Institute of Curriculum Development (KICD). This material is independently developed and is not officially endorsed or published by KICD.</w:t>
+      </w:r>
+    </w:p>
+    <w:p>
+      <w:pPr>
+        <w:spacing w:after="60" w:before="0"/>
+      </w:pPr>
+      <w:r>
+        <w:rPr>
+          <w:rFonts w:ascii="Arial" w:cs="Arial" w:eastAsia="Arial" w:hAnsi="Arial"/>
+          <w:b/>
+          <w:bCs/>
+          <w:sz w:val="17"/>
+          <w:szCs w:val="17"/>
+        </w:rPr>
+        <w:t xml:space="preserve">Content &amp; Pedagogy: </w:t>
+      </w:r>
+      <w:r>
+        <w:rPr>
+          <w:rFonts w:ascii="Arial" w:cs="Arial" w:eastAsia="Arial" w:hAnsi="Arial"/>
+          <w:sz w:val="17"/>
+          <w:szCs w:val="17"/>
+        </w:rPr>
+        <w:t xml:space="preserve">Developed and adapted by the educator team at SeaVuria (registered 501(c)(3) in the United States and registered NGO in Kenya, No. 872-850A-BF11), who designed the pedagogical framework, lesson templates and exemplar lessons on which this material is based.</w:t>
+      </w:r>
+    </w:p>
+    <w:p>
+      <w:pPr>
+        <w:spacing w:after="60" w:before="0"/>
+      </w:pPr>
+      <w:r>
+        <w:rPr>
+          <w:rFonts w:ascii="Arial" w:cs="Arial" w:eastAsia="Arial" w:hAnsi="Arial"/>
+          <w:b/>
+          <w:bCs/>
+          <w:sz w:val="17"/>
+          <w:szCs w:val="17"/>
+        </w:rPr>
+        <w:t xml:space="preserve">Production &amp; Layout: </w:t>
+      </w:r>
+      <w:r>
+        <w:rPr>
+          <w:rFonts w:ascii="Arial" w:cs="Arial" w:eastAsia="Arial" w:hAnsi="Arial"/>
+          <w:sz w:val="17"/>
+          <w:szCs w:val="17"/>
+        </w:rPr>
+        <w:t xml:space="preserve">Educational design and curriculum sequencing by SeaVuria. Technical layout, structural formatting, and digital optimization/implementation executed in partnership with ARES Education (registered 501(c)(3) in the United States and Canada (as Afretech Aid) and registered NGO in Kenya), with lesson drafting and compilation assisted by AI (Claude, Anthropic).</w:t>
+      </w:r>
+    </w:p>
+    <w:p>
+      <w:pPr>
+        <w:pBdr>
+          <w:bottom w:val="single" w:color="1F3864" w:sz="6" w:space="6"/>
+        </w:pBdr>
+        <w:spacing w:after="60" w:before="0"/>
+      </w:pPr>
+      <w:r>
+        <w:rPr>
+          <w:rFonts w:ascii="Arial" w:cs="Arial" w:eastAsia="Arial" w:hAnsi="Arial"/>
+          <w:b/>
+          <w:bCs/>
+          <w:sz w:val="17"/>
+          <w:szCs w:val="17"/>
+        </w:rPr>
+        <w:t xml:space="preserve">Licensing &amp; Copyright: </w:t>
+      </w:r>
+      <w:r>
+        <w:rPr>
+          <w:rFonts w:ascii="Arial" w:cs="Arial" w:eastAsia="Arial" w:hAnsi="Arial"/>
+          <w:sz w:val="17"/>
+          <w:szCs w:val="17"/>
+        </w:rPr>
+        <w:t xml:space="preserve">© 2026 SeaVuria and ARES. This work is licensed under a </w:t>
+      </w:r>
+      <w:hyperlink w:history="1" r:id="rId4mhssnanxoktpi-upelp0">
+        <w:r>
+          <w:rPr>
+            <w:rFonts w:ascii="Arial" w:cs="Arial" w:eastAsia="Arial" w:hAnsi="Arial"/>
+            <w:color w:val="1F6B75"/>
+            <w:sz w:val="17"/>
+            <w:szCs w:val="17"/>
+            <w:u w:val="single" w:color="1F6B75"/>
+          </w:rPr>
+          <w:t xml:space="preserve">Creative Commons Attribution-NonCommercial 4.0 International License</w:t>
+        </w:r>
+      </w:hyperlink>
+      <w:r>
+        <w:rPr>
+          <w:rFonts w:ascii="Arial" w:cs="Arial" w:eastAsia="Arial" w:hAnsi="Arial"/>
+          <w:sz w:val="17"/>
+          <w:szCs w:val="17"/>
+        </w:rPr>
+        <w:t xml:space="preserve"> (</w:t>
+      </w:r>
+      <w:hyperlink w:history="1" r:id="rIdxpaxfz8cdb6suvsjcu2dt">
+        <w:r>
+          <w:rPr>
+            <w:rFonts w:ascii="Arial" w:cs="Arial" w:eastAsia="Arial" w:hAnsi="Arial"/>
+            <w:color w:val="1F6B75"/>
+            <w:sz w:val="17"/>
+            <w:szCs w:val="17"/>
+            <w:u w:val="single" w:color="1F6B75"/>
+          </w:rPr>
+          <w:t xml:space="preserve">CC BY-NC 4.0</w:t>
+        </w:r>
+      </w:hyperlink>
+      <w:r>
+        <w:rPr>
+          <w:rFonts w:ascii="Arial" w:cs="Arial" w:eastAsia="Arial" w:hAnsi="Arial"/>
+          <w:sz w:val="17"/>
+          <w:szCs w:val="17"/>
+        </w:rPr>
+        <w:t xml:space="preserve">). To view a copy of this license, visit </w:t>
+      </w:r>
+      <w:hyperlink w:history="1" r:id="rIdzpjfszixg1bhtxubcuapy">
+        <w:r>
+          <w:rPr>
+            <w:rFonts w:ascii="Arial" w:cs="Arial" w:eastAsia="Arial" w:hAnsi="Arial"/>
+            <w:color w:val="1F6B75"/>
+            <w:sz w:val="17"/>
+            <w:szCs w:val="17"/>
+            <w:u w:val="single" w:color="1F6B75"/>
+          </w:rPr>
+          <w:t xml:space="preserve">https://creativecommons.org/licenses/by-nc/4.0/</w:t>
+        </w:r>
+      </w:hyperlink>
+      <w:r>
+        <w:rPr>
+          <w:rFonts w:ascii="Arial" w:cs="Arial" w:eastAsia="Arial" w:hAnsi="Arial"/>
+          <w:sz w:val="17"/>
+          <w:szCs w:val="17"/>
+        </w:rPr>
+        <w:t xml:space="preserve">. You are free to copy, redistribute, and adapt this material in any medium or format, provided appropriate credit is given and the material is not used for commercial purposes. KICD learning outcomes and curriculum designations reproduced here for alignment purposes remain the property of KICD and are not covered by this license. Linked external resources (e.g. CK-12, Khan Academy, PhET) are subject to their own licenses.</w:t>
       </w:r>
     </w:p>
     <w:p>

--- a/data/outputs/v2/Biology/SS2.3_Plant_Gaseous_Exchange_and_Respiration/Biology_Plant_Gaseous_Exchange_and_Respiration_SummaryTable.docx
+++ b/data/outputs/v2/Biology/SS2.3_Plant_Gaseous_Exchange_and_Respiration/Biology_Plant_Gaseous_Exchange_and_Respiration_SummaryTable.docx
@@ -564,7 +564,7 @@
                 <w:sz w:val="18"/>
                 <w:szCs w:val="18"/>
               </w:rPr>
-              <w:t xml:space="preserve">Students submerged fresh leaves (e.g., from a sukuma wiki or hibiscus plant) in warm water and observed bubbles emerging from the leaf surface. They noted that bubble rate varied with light intensity, temperature, and leaf type. This concrete, puzzling observation anchors the entire unit and surfaces prior conceptions about plant gas exchange.</w:t>
+              <w:t xml:space="preserve">Students observed freshly cut sukuma wiki leaves submerged in warm (~42°C) and cold (~15°C) water, recording the location and rate of bubble emergence on annotated leaf diagrams. They noted that bubbles appeared to emerge from specific point-sources on the leaf surface — more abundantly from warm water than cold — rather than uniformly across the entire leaf.</w:t>
             </w:r>
           </w:p>
         </w:tc>
@@ -596,7 +596,7 @@
                 <w:sz w:val="18"/>
                 <w:szCs w:val="18"/>
               </w:rPr>
-              <w:t xml:space="preserve">Gases are present inside plant leaves and can be released when the leaf is submerged in water. The rate of gas release is a measurable, variable phenomenon influenced by environmental conditions. Students learned that plants must be producing, consuming, or exchanging gases internally — setting up the need to investigate which gases, from where, and why.</w:t>
+              <w:t xml:space="preserve">Students learned that gases are present inside plant leaves and can be released when the leaf is submerged in water; that the rate of gas release is affected by water temperature; and that bubble production is concentrated at specific sites on the leaf rather than the whole surface. Students also learned that scientists use models, annotated diagrams, and public prediction-tracking to organise their thinking.</w:t>
             </w:r>
           </w:p>
         </w:tc>
@@ -628,7 +628,7 @@
                 <w:sz w:val="18"/>
                 <w:szCs w:val="18"/>
               </w:rPr>
-              <w:t xml:space="preserve">Teacher note: At this stage students are NOT expected to fully explain the phenomenon — productive confusion is the goal. Accept all predictions without correction; record them on the Driving Question Board (DQB). Common misconceptions to flag (but not resolve yet): 'Plants only breathe at night,' 'bubbles are just trapped air,' 'only animals respire.' Use cold-calling (minimum 4 students) to surface a range of ideas. Revisit this leaf-bubble phenomenon as the anchor in every subsequent lesson.</w:t>
+              <w:t xml:space="preserve">Students constructed initial explanations (revised from their pre-observation predictions) proposing that the bubbles come from openings or spaces inside the leaf, and that warmth increases the rate at which gas escapes. Students could not yet fully explain what the gas is, why only specific spots produce bubbles, or how temperature mechanistically increases bubble production — these gaps are recorded on the DQB as productive open questions for the rest of the unit.</w:t>
             </w:r>
           </w:p>
         </w:tc>
@@ -713,7 +713,7 @@
                 <w:sz w:val="18"/>
                 <w:szCs w:val="18"/>
               </w:rPr>
-              <w:t xml:space="preserve">Students examined prepared microscope slides (or high-resolution diagrams) of leaf cross-sections and bark, identifying stomata with guard cells, the waxy cuticle, lenticels on woody stems, and root hair cells. They sketched and labelled each site, noting structural features that facilitate or limit gas diffusion.</w:t>
+              <w:t xml:space="preserve">Bubbles escaped from specific spots on the submerged sukuma wiki leaf surface, not uniformly from the whole leaf. The animation showed gas molecules moving in and out through distinct openings on the leaf and stem surfaces. Fewer bubbles appeared in cold water compared to warm water.</w:t>
             </w:r>
           </w:p>
         </w:tc>
@@ -745,7 +745,7 @@
                 <w:sz w:val="18"/>
                 <w:szCs w:val="18"/>
               </w:rPr>
-              <w:t xml:space="preserve">Plants exchange gases through four main sites: (1) stomata — pores on the leaf epidermis controlled by guard cells that open/close in response to light, CO₂ concentration, and water availability; (2) the waxy cuticle — allows only limited passive diffusion; (3) lenticels — loose-packed cells in bark that permit gas exchange in woody stems and roots; (4) root hair cells — absorb dissolved oxygen from soil water for root cell respiration. Each site is structurally adapted to balance gas exchange against water loss.</w:t>
+              <w:t xml:space="preserve">Plants exchange gases through four main sites: stomata (pores on the epidermis controlled by guard cells), the waxy cuticle (limited exchange), lenticels (on woody stems and branches, e.g., mango bark), and pneumatophores (specialised roots in waterlogged areas like Mida Creek mangroves). Stomata are the primary site of gas exchange in leaves and are responsible for the bubble locations observed in Lesson 1.</w:t>
             </w:r>
           </w:p>
         </w:tc>
@@ -777,7 +777,7 @@
                 <w:sz w:val="18"/>
                 <w:szCs w:val="18"/>
               </w:rPr>
-              <w:t xml:space="preserve">Teacher note: Emphasise that stomata serve BOTH gaseous exchange AND transpiration — guard cell mechanism is a key exam point. Use the analogy of a Kenyan jiko vent: opening it increases airflow (oxygen in, CO₂ out) just as open stomata increase gas diffusion. Ask students to predict what happens to stomata at midday in Turkana versus Kericho — this previews Lesson 7 (environmental adaptations). Confirm or revise Lesson 1 DQB entries about 'where bubbles come from.'</w:t>
+              <w:t xml:space="preserve">The bubbles in Lesson 1 appeared at specific spots because those spots are stomata — microscopic pores surrounded by guard cells that can open and close. Stomata are concentrated on the lower epidermis of most leaves. The reduction in bubbles in cold water suggests that low temperature affects the opening of stomata or the rate of gas release, a question the class will investigate further in upcoming lessons.</w:t>
             </w:r>
           </w:p>
         </w:tc>
@@ -830,7 +830,7 @@
                 <w:sz w:val="18"/>
                 <w:szCs w:val="18"/>
               </w:rPr>
-              <w:t xml:space="preserve">Mechanism of Stomatal Opening and Closing</w:t>
+              <w:t xml:space="preserve">Stomatal Mechanisms: How Guard Cells Control Gas Exchange</w:t>
             </w:r>
           </w:p>
         </w:tc>
@@ -862,7 +862,7 @@
                 <w:sz w:val="18"/>
                 <w:szCs w:val="18"/>
               </w:rPr>
-              <w:t xml:space="preserve">Students used plasmolysis/deplasmolysis demonstrations (or animations) to observe how guard cells change shape when placed in distilled water versus concentrated salt solution. They also reviewed time-lapse images or data showing stomatal aperture across a 24-hour cycle for a maize plant grown in Rift Valley conditions.</w:t>
+              <w:t xml:space="preserve">In the animations, we observed that guard cells change shape when ions and water move in or out of them. In Lesson 1, we observed that warm water produced more bubbles from specific spots on sukuma wiki leaves.</w:t>
             </w:r>
           </w:p>
         </w:tc>
@@ -894,7 +894,7 @@
                 <w:sz w:val="18"/>
                 <w:szCs w:val="18"/>
               </w:rPr>
-              <w:t xml:space="preserve">Stomatal opening and closing is driven by changes in guard cell turgor pressure. When guard cells absorb water by osmosis (triggered by light and low CO₂), they swell and their thickened inner walls cause them to bow outward, opening the pore. When guard cells lose water (darkness, drought, high CO₂, abscisic acid signal), turgor falls, cells straighten, and the pore closes. This mechanism balances the plant's need for CO₂ uptake against the risk of water loss — critical for Kenyan crops during dry seasons.</w:t>
+              <w:t xml:space="preserve">We learned that two theories explain stomatal movement: the potassium ion theory (K+ is actively pumped into guard cells, lowering water potential, causing osmotic water entry and turgidity, opening the pore) and the starch-sugar hypothesis (starch converts to soluble sugars in light, similarly driving water entry by osmosis). Both theories agree that osmosis and turgor pressure drive guard cell shape changes.</w:t>
             </w:r>
           </w:p>
         </w:tc>
@@ -926,7 +926,7 @@
                 <w:sz w:val="18"/>
                 <w:szCs w:val="18"/>
               </w:rPr>
-              <w:t xml:space="preserve">Teacher note: The guard cell turgor model is often confused with simple 'inflation.' Clarify that the asymmetric wall thickness is what causes the bowing — use a curved balloon analogy. This lesson bridges Lesson 2 (sites) to Lessons 7 and 8 (adaptations and systems). Ask: 'Why would a farmer in Machakos want maize stomata to close at noon?' (Water conservation.) Add the turgor mechanism to student cell models begun in Lesson 1. Confirm/revise relevant DQB questions.</w:t>
+              <w:t xml:space="preserve">We can now explain why bubbles in Lesson 1 came from specific spots — those spots are stomata whose guard cells were opened by ion and water movement. We can also partially explain why warm water produced more bubbles: higher temperatures may increase the rate of ion pumping and osmotic movement, leading to more open stomata and greater gas release. The wilting maize near Kisumu closes stomata to conserve water by reversing these ion movements, then reopens at cooler dusk.</w:t>
             </w:r>
           </w:p>
         </w:tc>
@@ -1011,7 +1011,7 @@
                 <w:sz w:val="18"/>
                 <w:szCs w:val="18"/>
               </w:rPr>
-              <w:t xml:space="preserve">Students set up or analysed results from two experiments: (A) germinating maize seeds in a sealed flask connected to limewater — limewater turned milky, confirming CO₂ release; (B) yeast in glucose solution under aerobic vs. anaerobic conditions — bubble rate and limewater turbidity compared. Data tables of CO₂ volume vs. time were graphed and interpreted.</w:t>
+              <w:t xml:space="preserve">Students observed that limewater connected to the aerobic yeast tube (Tube A, open to air) turned milky-white/turbid faster and more intensely than the limewater connected to the anaerobic yeast tube (Tube B, sealed). They also observed that warming increased the rate of turbidity change, mirroring the warm-water effect on sukuma wiki bubble production from the anchoring phenomenon.</w:t>
             </w:r>
           </w:p>
         </w:tc>
@@ -1043,7 +1043,7 @@
                 <w:sz w:val="18"/>
                 <w:szCs w:val="18"/>
               </w:rPr>
-              <w:t xml:space="preserve">All living cells — including plant cells and yeast — release energy from glucose through respiration. Aerobic respiration (C₆H₁₂O₆ + 6O₂ → 6CO₂ + 6H₂O + ~38 ATP) requires oxygen and releases more energy per glucose molecule. Anaerobic respiration (C₆H₁₂O₆ → 2C₂H₅OH + 2CO₂ + 2 ATP in yeast; or → 2C₃H₆O₃ + 2 ATP in plant/muscle cells) occurs without oxygen and yields far less ATP. Both pathways begin with glycolysis in the cytoplasm; aerobic respiration continues in the mitochondria.</w:t>
+              <w:t xml:space="preserve">Students learned that all living cells — including plant cells and yeast — release energy from glucose through respiration. Aerobic respiration (C₆H₁₂O₆ + 6O₂ → 6CO₂ + 6H₂O + energy) occurs in the mitochondria and produces more energy and more CO₂ per glucose molecule. Anaerobic respiration (C₆H₁₂O₆ → 2C₂H₅OH + 2CO₂ + energy) occurs in the cytoplasm without oxygen and produces less energy. Both pathways produce CO₂, which must exit the plant through the gas-exchange structures (stomata, lenticels) studied in Lessons 1–3.</w:t>
             </w:r>
           </w:p>
         </w:tc>
@@ -1075,7 +1075,7 @@
                 <w:sz w:val="18"/>
                 <w:szCs w:val="18"/>
               </w:rPr>
-              <w:t xml:space="preserve">Teacher note: Students frequently confuse respiration with breathing — reinforce that cellular respiration is a biochemical process occurring in every living cell, not just lungs/stomata. Write both word and symbol equations on the board; require students to balance them. The maize seed experiment directly connects to Kenyan agriculture (stored grain releasing heat and CO₂ in silos). Highlight that plant cells switch between aerobic and anaerobic pathways depending on O₂ availability — a concept revisited in flooded-soil scenarios in Lesson 5.</w:t>
+              <w:t xml:space="preserve">The tiny bubbles streaming from the sukuma wiki leaves submerged in warm water were partly CO₂ produced by cellular respiration in the leaf cells (in addition to oxygen from photosynthesis). Warm water increases enzyme activity in the leaf cells, which speeds up the rate of respiration, producing CO₂ more quickly — hence more bubbles in warm water than in cold water. The CO₂ produced inside leaf cells diffuses out through the same stomata that regulate gaseous exchange, connecting the cellular (mitochondrion) level to the tissue (stomata) level of organisation.</w:t>
             </w:r>
           </w:p>
         </w:tc>
@@ -1160,7 +1160,7 @@
                 <w:sz w:val="18"/>
                 <w:szCs w:val="18"/>
               </w:rPr>
-              <w:t xml:space="preserve">Students examined or set up a demonstration fermentation using maize flour/sorghum and yeast (mimicking traditional busaa brewing). They tested the gas produced with a glowing splint (CO₂ extinguishes it) and smelled/identified ethanol. A second context — biogas digesters used by Kenyan smallholder farmers — was analysed via a case study diagram showing organic waste → methane + CO₂ production.</w:t>
+              <w:t xml:space="preserve">Students observed: (1) six Kenyan case studies (uji, busaa, mandazi, biogas, ethanol, waterlogged roots) during the gallery walk, identifying substrate, agent, products, and oxygen conditions at each station; (2) balloon inflation on yeast-sugar-water bottles, providing real-time evidence of CO₂ gas production in the absence of oxygen; (3) comparison of balloon inflation rates across different yeast concentrations (Bottles A, B, C).</w:t>
             </w:r>
           </w:p>
         </w:tc>
@@ -1192,7 +1192,7 @@
                 <w:sz w:val="18"/>
                 <w:szCs w:val="18"/>
               </w:rPr>
-              <w:t xml:space="preserve">Anaerobic respiration occurs in the absence of oxygen, producing ethanol and CO₂ in yeast/fermentation (applied in busaa, commercial alcohol, and bread-making with mandazi dough) or lactic acid in plant cells under waterlogging. In industrial and agricultural contexts, anaerobic respiration by microorganisms produces biogas (methane + CO₂) from organic waste — an increasingly important renewable energy source for rural Kenyan homes. Only 2 ATP molecules are produced per glucose (vs. ~38 in aerobic), so anaerobic respiration is energy-inefficient but essential when oxygen is unavailable.</w:t>
+              <w:t xml:space="preserve">Students learned: (1) anaerobic respiration occurs in the absence of oxygen, producing ethanol and CO₂ in yeast (fermentation) or lactic acid in plant roots and bacteria; (2) anaerobic respiration yields only 2 ATP per glucose molecule compared to 36–38 ATP in aerobic respiration; (3) fermentation by yeast underpins economically important Kenyan processes including uji souring, busaa brewing, mandazi leavening, biogas production, and industrial ethanol manufacture; (4) plants shift to anaerobic respiration in their roots when soil is waterlogged and oxygen is depleted — connecting plant cell biochemistry to agricultural and ecological contexts.</w:t>
             </w:r>
           </w:p>
         </w:tc>
@@ -1224,7 +1224,7 @@
                 <w:sz w:val="18"/>
                 <w:szCs w:val="18"/>
               </w:rPr>
-              <w:t xml:space="preserve">Teacher note: The busaa/fermentation context is highly culturally relevant and motivates engagement — use it to celebrate indigenous Kenyan knowledge while grounding it in biochemistry. Ensure students articulate the trade-off: speed of energy release vs. efficiency (ATP yield). Connect to real-world Kenyan agricultural problems: waterlogged rice or sugarcane fields in Western Kenya undergo anaerobic respiration, producing lactic acid that can damage root cells. Add fermentation/biogas applications to the cumulative class model on the DQB.</w:t>
+              <w:t xml:space="preserve">Students explained: (1) the mandazi dough phenomenon — CO₂ produced by yeast during anaerobic fermentation of sugar creates gas pockets that cause the dough to rise, exactly as CO₂ produced during aerobic respiration in sukuma wiki leaves caused the bubbles observed in the anchoring phenomenon; (2) the word equation for anaerobic respiration in yeast: Glucose → Ethanol + Carbon dioxide (+ 2 ATP); (3) why the same glucose molecule can follow two different pathways depending on oxygen availability, and why the anaerobic pathway is less energetically efficient but essential under oxygen-limited conditions.</w:t>
             </w:r>
           </w:p>
         </w:tc>
@@ -1277,7 +1277,7 @@
                 <w:sz w:val="18"/>
                 <w:szCs w:val="18"/>
               </w:rPr>
-              <w:t xml:space="preserve">Factors Affecting the Rate of Respiration in Plants</w:t>
+              <w:t xml:space="preserve">Factors Affecting Respiration Rate: Temperature, Glucose, and Oxygen</w:t>
             </w:r>
           </w:p>
         </w:tc>
@@ -1309,7 +1309,7 @@
                 <w:sz w:val="18"/>
                 <w:szCs w:val="18"/>
               </w:rPr>
-              <w:t xml:space="preserve">Students investigated how temperature affects CO₂ output from germinating beans (njahi) placed in water baths at 10°C, 25°C, 37°C, and 50°C. They recorded CO₂ volumes over time, plotted rate-vs-temperature curves, and identified the optimal temperature range and the point of enzyme denaturation.</w:t>
+              <w:t xml:space="preserve">Yeast in warm sugar-cane juice produced significantly more CO2 bubbles per minute than yeast in cold water; increasing glucose concentration increased bubble rate up to a point; sealed anaerobic bottles produced rapid early bubble bursts but the rate declined quickly compared to open aerobic setups.</w:t>
             </w:r>
           </w:p>
         </w:tc>
@@ -1341,7 +1341,7 @@
                 <w:sz w:val="18"/>
                 <w:szCs w:val="18"/>
               </w:rPr>
-              <w:t xml:space="preserve">The rate of cellular respiration in plants is influenced by: (1) temperature — rate increases with temperature (Q₁₀ ≈ 2) up to an optimum (~35–40°C for most Kenyan crop plants) then drops sharply as respiratory enzymes denature; (2) oxygen availability — higher O₂ favours aerobic over anaerobic respiration, increasing ATP yield; (3) glucose/substrate availability — more substrate means more respiration up to the enzyme saturation point; (4) age and metabolic activity of tissue — young, actively growing tissues (e.g., root tips, germinating seeds) respire faster than mature tissues. These factors collectively explain why stored maize grain must be kept cool and dry to limit spoilage.</w:t>
+              <w:t xml:space="preserve">Respiration rate in yeast — and by extension in plant cells — is controlled by temperature (through its effect on enzyme kinetic energy and collision frequency), glucose concentration (through substrate availability for respiratory enzymes), and oxygen availability (which determines whether the aerobic or anaerobic pathway is used and therefore how much ATP is produced).</w:t>
             </w:r>
           </w:p>
         </w:tc>
@@ -1373,7 +1373,7 @@
                 <w:sz w:val="18"/>
                 <w:szCs w:val="18"/>
               </w:rPr>
-              <w:t xml:space="preserve">Teacher note: Students often incorrectly state that 'plants stop respiring in cold weather' — clarify that the rate decreases but does not stop above 0°C. The bean/njahi experiment mirrors realistic post-harvest storage scenarios familiar to Kenyan farming families. Emphasise the enzyme basis of the temperature effect (activation energy, denaturation) — this links to the Biochemistry strand. Require students to annotate their rate-vs-temperature graphs with biological explanations at each curve feature (rising phase, optimum, falling phase).</w:t>
+              <w:t xml:space="preserve">The anchoring phenomenon of more bubbles from sukuma wiki in warm water than in cold water can now be explained quantitatively: warmer temperatures increase the kinetic energy of respiratory enzyme molecules and their substrates, increasing the frequency of successful enzyme-substrate collisions in the glycolysis and Krebs cycle pathways, thereby increasing the rate of CO2 production and the number of bubbles observed — directly linking cellular enzyme kinetics to the visible macroscopic phenomenon first observed in Lesson 1.</w:t>
             </w:r>
           </w:p>
         </w:tc>
@@ -1458,7 +1458,7 @@
                 <w:sz w:val="18"/>
                 <w:szCs w:val="18"/>
               </w:rPr>
-              <w:t xml:space="preserve">Students compared leaf specimens or detailed diagrams from three contrasting Kenyan environments: (A) xerophyte — cactus or sisal from Turkana (sunken stomata, thick cuticle, reduced leaf area); (B) mesophyte — tea plant from Kericho (broad lamina, numerous stomata on lower epidermis); (C) hydrophyte — water hyacinth or lotus from Lake Victoria (stomata on upper surface, large air spaces — aerenchyma). They recorded structural differences in a comparison table.</w:t>
+              <w:t xml:space="preserve">Learners observed prepared slides and hand specimens of three Kenyan plant types — an acacia/cactus xerophyte (Rift Valley/Turkana), water hyacinth hydrophyte (Lake Victoria, Kisumu), and sukuma wiki mesophyte (Nairobi school garden) — and recorded structural features including stomata position, cuticle thickness, aerenchyma presence, and specialised root structures in a three-column comparison table.</w:t>
             </w:r>
           </w:p>
         </w:tc>
@@ -1490,7 +1490,7 @@
                 <w:sz w:val="18"/>
                 <w:szCs w:val="18"/>
               </w:rPr>
-              <w:t xml:space="preserve">Gaseous-exchange adaptations vary systematically with environment. Xerophytes minimise water loss while maintaining CO₂ uptake: sunken stomata create a humid microclimate, thick cuticles reduce cuticular transpiration, and stomata open only at night in CAM plants. Mesophytes balance gas exchange and water loss under moderate conditions. Hydrophytes maximise O₂ distribution to submerged tissues via aerenchyma (large intercellular air spaces), and their stomata are positioned on the upper (aerial) surface where air contact is greatest. Each adaptation is a direct structural response to the gas-exchange/water-loss trade-off introduced in Lesson 2.</w:t>
+              <w:t xml:space="preserve">Learners learned that gaseous-exchange adaptations vary systematically with environment: xerophytes have sunken stomata and thick cuticles to minimise water loss in arid conditions; hydrophytes have stomata on the upper (air-facing) leaf surface and internal aerenchyma to channel gases to submerged tissues; mesophytes like sukuma wiki have a moderate arrangement suited to Kenya's temperate highland conditions — and that all three solutions address the same fundamental challenge of moving gases in and out efficiently while managing water loss.</w:t>
             </w:r>
           </w:p>
         </w:tc>
@@ -1522,7 +1522,7 @@
                 <w:sz w:val="18"/>
                 <w:szCs w:val="18"/>
               </w:rPr>
-              <w:t xml:space="preserve">Teacher note: Use the Turkana–Kericho–Lake Victoria transect as a memorable geographic framework — students can visualise the rainfall/humidity gradient across Kenya. Require students to explain each adaptation in functional terms ('sunken stomata reduce water loss BY creating a humid diffusion shell'), not just list structural features. This lesson directly revisits and extends Lessons 2 and 3 (stomata mechanism) and previews the systems synthesis in Lesson 8. Update the cumulative model to include environmental variation.</w:t>
+              <w:t xml:space="preserve">Learners used the Claim–Evidence–Reasoning framework to explain how each structural adaptation is functionally suited to its ecosystem, revised their cumulative plant gaseous-exchange model by adding three new ecosystem panels (Turkana xerophyte, Lake Victoria hydrophyte, Nairobi mesophyte), and updated the Driving Question Board with evidence-based claims and new questions — advancing their collective answer to 'How do plants exchange gases with their environment?' and setting up the transition to cellular respiration in Lessons 8–12.</w:t>
             </w:r>
           </w:p>
         </w:tc>
@@ -1607,7 +1607,7 @@
                 <w:sz w:val="18"/>
                 <w:szCs w:val="18"/>
               </w:rPr>
-              <w:t xml:space="preserve">Students analysed a dual-axis graph showing CO₂ uptake/release and O₂ release/uptake in a maize plant over a 24-hour period (day/night cycle). They identified the compensation point (where photosynthesis rate = respiration rate), the period of net O₂ release, and the continuous baseline of respiration. A systems diagram linking all three processes was constructed collaboratively.</w:t>
+              <w:t xml:space="preserve">Learners observed their own Evidence Card Sets summarising data from Lessons 1–7, sorted cards into process categories and an overlap zone, and reviewed peer Systems Diagrams during the Gallery Walk — all anchored to the original sukuma wiki bubble phenomenon from Mwalimu Njoroge's class.</w:t>
             </w:r>
           </w:p>
         </w:tc>
@@ -1639,7 +1639,7 @@
                 <w:sz w:val="18"/>
                 <w:szCs w:val="18"/>
               </w:rPr>
-              <w:t xml:space="preserve">Photosynthesis, gaseous exchange, and cellular respiration are not isolated processes but an interdependent system. CO₂ produced by respiration is the substrate for photosynthesis; O₂ produced by photosynthesis is the substrate for aerobic respiration; glucose synthesised in photosynthesis is the fuel for respiration. Stomata regulate the entry of CO₂ and exit of O₂/water vapour, linking gaseous exchange to both photosynthesis and transpiration. At the compensation point, gross photosynthesis equals total respiration — a measurable indicator of plant productivity used by agronomists studying Kenyan tea and maize yields.</w:t>
+              <w:t xml:space="preserve">Learners synthesised that photosynthesis, gaseous exchange, and cellular respiration are not isolated processes but an interdependent system: CO₂ and O₂ cycle between photosynthesis and respiration; gaseous exchange structures (stomata, lenticels, cuticle) regulate molecular entry and exit; glucose produced in photosynthesis fuels respiration; and the rate of the system — evidenced by bubble production in warm water — is influenced by temperature acting on enzyme-driven reactions.</w:t>
             </w:r>
           </w:p>
         </w:tc>
@@ -1671,7 +1671,7 @@
                 <w:sz w:val="18"/>
                 <w:szCs w:val="18"/>
               </w:rPr>
-              <w:t xml:space="preserve">Teacher note: The compensation point concept is a KICD exam favourite — ensure students can read it off a graph and explain it biologically. The 24-hour CO₂/O₂ curve should be explicitly connected back to the Lesson 1 anchor: 'Now we can fully explain why bubbles emerge from the leaf in light but not in darkness.' This is the conceptual climax lesson — all prior lessons feed into this synthesis. Require each student group to present one linkage arrow in the systems diagram and justify it with evidence from previous experiments.</w:t>
+              <w:t xml:space="preserve">Learners explained the sukuma wiki anchoring phenomenon at a systems level: bubbles stream from stomata because O₂ produced in photosynthesis exits through these structures; warm water increases reaction rates in enzyme-driven photosynthesis and respiration pathways, producing more O₂ and CO₂ and thus more bubbles; and the entire gas exchange apparatus of the leaf — guard cells, mesophyll air spaces, chloroplasts, and mitochondria — functions as a coordinated system to sustain the plant's energy and gas balance.</w:t>
             </w:r>
           </w:p>
         </w:tc>
@@ -1756,7 +1756,7 @@
                 <w:sz w:val="18"/>
                 <w:szCs w:val="18"/>
               </w:rPr>
-              <w:t xml:space="preserve">Students reviewed the fermentation results from Lesson 5 and examined a set of possible local variables: type of sugar source (white sugar vs. ripe banana vs. maize starch), yeast concentration, temperature (room temperature vs. near a jiko), and presence/absence of oxygen (sealed vs. open flask). They used these to draft testable hypotheses and full experimental plans including variables, controls, data collection methods, and safety notes.</w:t>
+              <w:t xml:space="preserve">Students observed three set-up stations representing anaerobic respiration in local Kenyan contexts: (A) a yeast and sugar solution with a balloon inflating over the bottle neck, (B) a biogas simulation bottle with vegetable scraps (sukuma wiki offcuts, ugali remnants) producing gas displacement, and (C) two jars of uji at different fermentation stages with pH strips and hand lenses. Students also observed the anchoring phenomenon image (sukuma wiki bubbles) placed alongside a mandazi dough image to prompt comparison.</w:t>
             </w:r>
           </w:p>
         </w:tc>
@@ -1788,7 +1788,7 @@
                 <w:sz w:val="18"/>
                 <w:szCs w:val="18"/>
               </w:rPr>
-              <w:t xml:space="preserve">Anaerobic respiration is the process by which cells release energy from glucose in the absence of oxygen; in yeast, the products are ethanol and CO₂ (detectable by limewater or a displacement-of-water gas collection tube). A valid scientific investigation requires a clear independent variable, controlled variables, a control experiment, repeated trials, and quantitative data. Students learned to operationalise abstract variables (e.g., 'sugar availability' becomes 'mass of sugar in grams per 100 mL of water') — a key science and engineering practice.</w:t>
+              <w:t xml:space="preserve">Students learned that anaerobic respiration is the process by which cells release energy from glucose in the absence of oxygen; that in yeast cells this produces ethanol and carbon dioxide (as seen in rising mandazi dough and balloon inflation), while in bacteria and some plant cells it may produce lactic acid; that anaerobic respiration produces less ATP than aerobic respiration; that locally available Kenyan materials (unga wa chachu, sukari, sukuma wiki, uji base) can be used to investigate fermentation; and that a valid scientific investigation requires a testable hypothesis, clearly identified variables, and a structured data collection plan.</w:t>
             </w:r>
           </w:p>
         </w:tc>
@@ -1820,7 +1820,7 @@
                 <w:sz w:val="18"/>
                 <w:szCs w:val="18"/>
               </w:rPr>
-              <w:t xml:space="preserve">Teacher note: This is a planning lesson — no results are collected yet. The teacher's role is to probe for flaws in student plans using Socratic questioning: 'What will you keep the same? How will you measure CO₂ fairly? What is your control?' Insist that every group writes a risk assessment (e.g., ethanol flammability, glassware breakage). Local materials (banana, maize flour, sugar cane juice) make the investigation low-cost and contextually authentic for Kenyan school laboratories. Approve plans before Lesson 10 execution.</w:t>
+              <w:t xml:space="preserve">Students explained that the gas bubbles seen in the sukuma wiki phenomenon (Lesson 1) are produced by aerobic respiration in plant cells — a process requiring oxygen. In contrast, the gas produced in yeast fermentation (mandazi dough rising, balloon inflation) comes from anaerobic respiration — the same starting molecule (glucose) is broken down, but without oxygen, producing ethanol and CO₂ instead of water and CO₂. Students also explained the design of their group investigations by formulating hypotheses in 'If-Then-Because' format and identifying variables, connecting their experimental design to the broader unit question of how living cells extract energy from organic food molecules.</w:t>
             </w:r>
           </w:p>
         </w:tc>
@@ -1905,7 +1905,7 @@
                 <w:sz w:val="18"/>
                 <w:szCs w:val="18"/>
               </w:rPr>
-              <w:t xml:space="preserve">Student groups executed their approved investigation plans from Lesson 9, actively controlling variables and recording quantitative data (e.g., volume of CO₂ collected in mL per minute, limewater turbidity rating, or bubble count per minute) in prepared results tables. Mid-experiment checks were conducted by the teacher to ensure fair-test conditions were maintained.</w:t>
+              <w:t xml:space="preserve">Students observed the outcomes of their own investigations — for example: bubble production rates from sukuma wiki leaf discs at different temperatures; stomatal counts on upper vs. lower leaf surfaces using nail varnish peels; colour changes in hydrogencarbonate indicator or lime water when exposed to germinating githeri seeds; or temperature differences between germinating and boiled seeds. They recorded raw data in tables, noted anomalous readings, and documented the behaviour of leaf material, seeds, and indicator solutions over time.</w:t>
             </w:r>
           </w:p>
         </w:tc>
@@ -1937,7 +1937,7 @@
                 <w:sz w:val="18"/>
                 <w:szCs w:val="18"/>
               </w:rPr>
-              <w:t xml:space="preserve">Students learned how to execute a fair-test investigation by actively controlling variables and recording data with appropriate units and precision. They practised identifying and responding to unexpected results (anomalous data), distinguishing between measurement error and genuine biological variation, and maintaining accurate, honest scientific records — core components of the NGSS Science and Engineering Practice of 'Planning and Carrying Out Investigations.'</w:t>
+              <w:t xml:space="preserve">Students learned how to execute a fair-test investigation by actively controlling variables and recording data with appropriate units and precision. They applied unit knowledge — stomata, guard cells, lenticels, cellular respiration, enzyme activity, gas diffusion — to explain patterns in their own data. They learned that real scientific data is sometimes messy or unexpected, and that anomalies are evidence to be explained, not discarded. They also learned to structure their thinking using the CER framework, distinguishing a claim from evidence and from reasoning.</w:t>
             </w:r>
           </w:p>
         </w:tc>
@@ -1969,7 +1969,7 @@
                 <w:sz w:val="18"/>
                 <w:szCs w:val="18"/>
               </w:rPr>
-              <w:t xml:space="preserve">Teacher note: Circulate continuously during this lesson — prioritise groups whose setups show uncontrolled variables or data recording errors. Prompt with: 'Is your temperature the same as Group 3's? How do you know?' Do NOT correct anomalous results for students; instead ask 'What might have caused that reading?' to model scientific thinking. Remind students that results will be presented in Lesson 11 — they must have clean, complete data tables and at least one graph sketched before the lesson ends. This lesson builds the habits of precision and honesty central to KICD's Scientific Inquiry competency.</w:t>
+              <w:t xml:space="preserve">Students explained how the biological structures and processes they studied in Lessons 1–9 (stomatal regulation by guard cells, gas exchange through lenticels and stomata, cellular respiration releasing CO₂ and energy from glucose) directly account for the patterns in their data. They connected their group findings to the anchoring phenomenon — specifically explaining why the sukuma wiki leaves in Mwalimu Njoroge's class produced bubbles from specific points (stomata), why warm water increased bubble production (higher temperature increases respiration and enzyme activity rates), and why blocking the lower surface had a greater effect than blocking the upper surface (more stomata on the abaxial surface).</w:t>
             </w:r>
           </w:p>
         </w:tc>
@@ -2022,7 +2022,7 @@
                 <w:sz w:val="18"/>
                 <w:szCs w:val="18"/>
               </w:rPr>
-              <w:t xml:space="preserve">Project Presentations &amp; Peer Review: What Did Our Investigations Reveal?</w:t>
+              <w:t xml:space="preserve">Project Presentations and Peer Review: Communicating Evidence on Plant Gaseous Exchange and Respiration</w:t>
             </w:r>
           </w:p>
         </w:tc>
@@ -2054,7 +2054,7 @@
                 <w:sz w:val="18"/>
                 <w:szCs w:val="18"/>
               </w:rPr>
-              <w:t xml:space="preserve">Student groups presented their investigation findings using graphs, data tables, and conclusions drawn from their Lesson 10 experiments. Peer groups used a structured review rubric to evaluate: clarity of hypothesis, validity of method, accuracy of data presentation, and strength of evidence-based conclusions. Class data from all groups were aggregated to identify patterns across different experimental conditions.</w:t>
+              <w:t xml:space="preserve">Groups presented their investigation findings on anaerobic respiration using yeast fermentation, biogas simulation, and food fermentation with locally available Kenyan materials. Peers observed that CO2 production was confirmed across multiple independent investigations, and that conditions such as temperature, glucose availability, and oxygen exclusion affected gas production rates in consistent ways.</w:t>
             </w:r>
           </w:p>
         </w:tc>
@@ -2086,7 +2086,7 @@
                 <w:sz w:val="18"/>
                 <w:szCs w:val="18"/>
               </w:rPr>
-              <w:t xml:space="preserve">Scientific conclusions must be supported by evidence and linked explicitly to the original hypothesis. When multiple groups investigate different variables (e.g., temperature vs. sugar concentration vs. yeast amount), aggregating class data reveals a more complete picture of the factors affecting anaerobic respiration rate. Students learned to distinguish between a conclusion ('higher temperature increased CO₂ output up to 37°C') and an inference ('this suggests enzyme activity increases with temperature'). Peer review — a standard practice in professional science — improves the reliability and credibility of findings.</w:t>
+              <w:t xml:space="preserve">Scientific confidence increases when multiple independent investigations converge on the same finding. Plants and yeast release CO2 during cellular respiration through both aerobic and anaerobic pathways. This CO2 exits plant cells through stomata, lenticels, and other gaseous exchange sites — the same sites from which bubbles emerged from the sukuma wiki leaves in Lesson 1. Argumentation requires citing specific evidence, not just asserting claims.</w:t>
             </w:r>
           </w:p>
         </w:tc>
@@ -2118,7 +2118,7 @@
                 <w:sz w:val="18"/>
                 <w:szCs w:val="18"/>
               </w:rPr>
-              <w:t xml:space="preserve">Teacher note: Structure presentations as 3-minute slots with 2 minutes of peer questions — enforce time limits. The teacher's role is to facilitate cross-group comparison: 'Group 2 found temperature had a large effect; Group 4 found sugar concentration had a larger effect — how do we reconcile these?' Push students to use the word equations and ATP concepts from Lessons 4 and 5 in their explanations. This lesson mirrors the KICD formative assessment requirement for project-based learning. Add key findings to the DQB as confirmed explanations.</w:t>
+              <w:t xml:space="preserve">The bubbles observed streaming from specific points on the sukuma wiki leaves in warm water were CO2 produced by cellular respiration in mesophyll cells, exiting through stomata and lenticels. Warm water increased metabolic and diffusion rates, producing more bubbles. Collective investigation evidence confirms that plants do exchange gases with their environment continuously — through respiration at all times, and through photosynthesis when light is available — making the answer to the driving question a synthesis of all unit learning.</w:t>
             </w:r>
           </w:p>
         </w:tc>
@@ -2203,7 +2203,7 @@
                 <w:sz w:val="18"/>
                 <w:szCs w:val="18"/>
               </w:rPr>
-              <w:t xml:space="preserve">Students returned to the original Lesson 1 anchor phenomenon (leaf bubbles in water) and produced a final, fully annotated explanatory model — either as a diagram, concept map, or written explanation — addressing the full driving question. DQB entries were reviewed: original predictions were confirmed, revised, or marked as 'still investigating.' A unit review activity connected all 11 prior lessons into a coherent narrative.</w:t>
+              <w:t xml:space="preserve">Tiny bubbles streaming from specific spots on sukuma wiki leaves submerged in warm water — not from the entire leaf surface, and far fewer bubbles appearing when the water was cold.</w:t>
             </w:r>
           </w:p>
         </w:tc>
@@ -2235,7 +2235,7 @@
                 <w:sz w:val="18"/>
                 <w:szCs w:val="18"/>
               </w:rPr>
-              <w:t xml:space="preserve">The bubbles emerge specifically from stomata — microscopic pores controlled by guard cells. The gases in the bubbles are CO₂ (produced by cellular respiration in all leaf cells) and O₂ (produced by photosynthesis in light). The rate of bubbling reflects the balance between photosynthesis and respiration, which changes with light, temperature, and O₂ availability. Plants 'breathe' through stomata, lenticels, and root surfaces; their cells release energy through aerobic respiration (high ATP yield) and can switch to anaerobic respiration (low ATP yield) when O₂ is scarce. All three processes — photosynthesis, gaseous exchange, and cellular respiration — form an interdependent system.</w:t>
+              <w:t xml:space="preserve">The bubbles emerge specifically from stomata — microscopic pores on the leaf surface controlled by guard cells. The gases in the bubbles are CO₂ (produced by cellular respiration in mesophyll cells) and O₂ (produced by photosynthesis in chloroplasts). Warm water increases bubble production because higher temperature increases enzyme activity, accelerating both aerobic respiration (producing more CO₂) and, where light is available, photosynthesis (producing more O₂). Cold water slows enzyme-catalysed reactions, reducing gas production. Plants exchange gases not only through stomata but also through the cuticle, lenticels on woody stems, and pneumatophores in waterlogged environments. Inside mesophyll cells, aerobic respiration proceeds through glycolysis (cytoplasm), the Krebs cycle (mitochondrial matrix), and oxidative phosphorylation (inner mitochondrial membrane), yielding approximately 36–38 ATP molecules per glucose. When oxygen is absent, anaerobic respiration produces ethanol and CO₂ (or lactate), yielding only 2 ATP per glucose. Photosynthesis and respiration are complementary processes: the glucose and O₂ produced by photosynthesis serve as substrates for respiration, and the CO₂ and H₂O produced by respiration are raw materials for photosynthesis.</w:t>
             </w:r>
           </w:p>
         </w:tc>
@@ -2267,7 +2267,7 @@
                 <w:sz w:val="18"/>
                 <w:szCs w:val="18"/>
               </w:rPr>
-              <w:t xml:space="preserve">Teacher note: This lesson is explicitly a CLOSURE lesson — its purpose is to consolidate, not introduce new content. The teacher should cold-call students to explain each DQB entry in their own words before marking it resolved. Require every student to write a 'final answer' to the driving question in their notebook as a formative assessment artefact. Celebrate growth: display Lesson 1 predictions alongside Lesson 12 models to make learning visible. Flag any remaining misconceptions for remediation. Connect to KICD values: scientific curiosity, environmental responsibility (stomatal adaptation to climate change), and community relevance (biogas, fermentation).</w:t>
+              <w:t xml:space="preserve">The sukuma wiki leaves were not 'breathing' randomly — they were performing precisely regulated, enzyme-driven metabolic processes at the cellular level. The specific spots from which bubbles emerged are stomata: openings whose size is actively regulated by guard cells through changes in turgor pressure driven by potassium ion (K⁺) transport. The bubbles themselves are the visible, macroscopic signature of microscopic chemistry: aerobic cellular respiration in the mitochondria of mesophyll cells releasing CO₂, and photosynthesis in chloroplasts releasing O₂. The temperature of the water acted as a throttle on enzyme activity — warm water accelerated the enzymes of both respiration (e.g., pyruvate dehydrogenase, enzymes of the Krebs cycle) and photosynthesis (e.g., RuBisCO), producing more gas and therefore more bubbles. This observation — puzzling in Lesson 1, fully explained by Lesson 12 — demonstrates that plants do 'breathe' in a deep biochemical sense: they continuously exchange gases with their environment and convert stored chemical energy into usable ATP through the same fundamental respiration chemistry that powers all living cells, from sukuma wiki leaves in a Nairobi school garden to the cells of a Rift Valley marathon runner.</w:t>
             </w:r>
           </w:p>
         </w:tc>
@@ -2391,7 +2391,7 @@
         </w:rPr>
         <w:t xml:space="preserve">© 2026 SeaVuria and ARES. This work is licensed under a </w:t>
       </w:r>
-      <w:hyperlink w:history="1" r:id="rIdp-j-hwtwpweszepnubcvp">
+      <w:hyperlink w:history="1" r:id="rIdct5eslqtwstfe2uegkhof">
         <w:r>
           <w:rPr>
             <w:rFonts w:ascii="Arial" w:cs="Arial" w:eastAsia="Arial" w:hAnsi="Arial"/>
@@ -2411,7 +2411,7 @@
         </w:rPr>
         <w:t xml:space="preserve"> (</w:t>
       </w:r>
-      <w:hyperlink w:history="1" r:id="rId0h0ftewfg2ediaaommwwg">
+      <w:hyperlink w:history="1" r:id="rIdkrsf1nn-axvy1jztkui0d">
         <w:r>
           <w:rPr>
             <w:rFonts w:ascii="Arial" w:cs="Arial" w:eastAsia="Arial" w:hAnsi="Arial"/>
@@ -2431,7 +2431,7 @@
         </w:rPr>
         <w:t xml:space="preserve">). To view a copy of this license, visit </w:t>
       </w:r>
-      <w:hyperlink w:history="1" r:id="rIdsyqtgjunikb0ccg2kkv-w">
+      <w:hyperlink w:history="1" r:id="rIdnw_qnfmrjgthibwdmusgh">
         <w:r>
           <w:rPr>
             <w:rFonts w:ascii="Arial" w:cs="Arial" w:eastAsia="Arial" w:hAnsi="Arial"/>

--- a/data/outputs/v2/Biology/SS2.3_Plant_Gaseous_Exchange_and_Respiration/Biology_Plant_Gaseous_Exchange_and_Respiration_SummaryTable.docx
+++ b/data/outputs/v2/Biology/SS2.3_Plant_Gaseous_Exchange_and_Respiration/Biology_Plant_Gaseous_Exchange_and_Respiration_SummaryTable.docx
@@ -2391,7 +2391,7 @@
         </w:rPr>
         <w:t xml:space="preserve">© 2026 SeaVuria and ARES. This work is licensed under a </w:t>
       </w:r>
-      <w:hyperlink w:history="1" r:id="rIdct5eslqtwstfe2uegkhof">
+      <w:hyperlink w:history="1" r:id="rIdrnkhp-cgpxip3ywvcxmc4">
         <w:r>
           <w:rPr>
             <w:rFonts w:ascii="Arial" w:cs="Arial" w:eastAsia="Arial" w:hAnsi="Arial"/>
@@ -2411,7 +2411,7 @@
         </w:rPr>
         <w:t xml:space="preserve"> (</w:t>
       </w:r>
-      <w:hyperlink w:history="1" r:id="rIdkrsf1nn-axvy1jztkui0d">
+      <w:hyperlink w:history="1" r:id="rIddbrsrbmkgg5b9of2bere1">
         <w:r>
           <w:rPr>
             <w:rFonts w:ascii="Arial" w:cs="Arial" w:eastAsia="Arial" w:hAnsi="Arial"/>
@@ -2431,7 +2431,7 @@
         </w:rPr>
         <w:t xml:space="preserve">). To view a copy of this license, visit </w:t>
       </w:r>
-      <w:hyperlink w:history="1" r:id="rIdnw_qnfmrjgthibwdmusgh">
+      <w:hyperlink w:history="1" r:id="rIdfciylvnvuecanafdjtypu">
         <w:r>
           <w:rPr>
             <w:rFonts w:ascii="Arial" w:cs="Arial" w:eastAsia="Arial" w:hAnsi="Arial"/>

--- a/data/outputs/v2/Biology/SS2.3_Plant_Gaseous_Exchange_and_Respiration/Biology_Plant_Gaseous_Exchange_and_Respiration_SummaryTable.docx
+++ b/data/outputs/v2/Biology/SS2.3_Plant_Gaseous_Exchange_and_Respiration/Biology_Plant_Gaseous_Exchange_and_Respiration_SummaryTable.docx
@@ -2391,7 +2391,7 @@
         </w:rPr>
         <w:t xml:space="preserve">© 2026 SeaVuria and ARES. This work is licensed under a </w:t>
       </w:r>
-      <w:hyperlink w:history="1" r:id="rIdrnkhp-cgpxip3ywvcxmc4">
+      <w:hyperlink w:history="1" r:id="rIdizjhyzreuqmlhbaxq_og0">
         <w:r>
           <w:rPr>
             <w:rFonts w:ascii="Arial" w:cs="Arial" w:eastAsia="Arial" w:hAnsi="Arial"/>
@@ -2411,7 +2411,7 @@
         </w:rPr>
         <w:t xml:space="preserve"> (</w:t>
       </w:r>
-      <w:hyperlink w:history="1" r:id="rIddbrsrbmkgg5b9of2bere1">
+      <w:hyperlink w:history="1" r:id="rIdwd_gs2s8vu2fgadd7btui">
         <w:r>
           <w:rPr>
             <w:rFonts w:ascii="Arial" w:cs="Arial" w:eastAsia="Arial" w:hAnsi="Arial"/>
@@ -2431,7 +2431,7 @@
         </w:rPr>
         <w:t xml:space="preserve">). To view a copy of this license, visit </w:t>
       </w:r>
-      <w:hyperlink w:history="1" r:id="rIdfciylvnvuecanafdjtypu">
+      <w:hyperlink w:history="1" r:id="rIdqyyg7yg-2mlhz_ei7cg0b">
         <w:r>
           <w:rPr>
             <w:rFonts w:ascii="Arial" w:cs="Arial" w:eastAsia="Arial" w:hAnsi="Arial"/>

--- a/data/outputs/v2/Biology/SS2.3_Plant_Gaseous_Exchange_and_Respiration/Biology_Plant_Gaseous_Exchange_and_Respiration_SummaryTable.docx
+++ b/data/outputs/v2/Biology/SS2.3_Plant_Gaseous_Exchange_and_Respiration/Biology_Plant_Gaseous_Exchange_and_Respiration_SummaryTable.docx
@@ -1192,7 +1192,7 @@
                 <w:sz w:val="18"/>
                 <w:szCs w:val="18"/>
               </w:rPr>
-              <w:t xml:space="preserve">Students learned: (1) anaerobic respiration occurs in the absence of oxygen, producing ethanol and CO₂ in yeast (fermentation) or lactic acid in plant roots and bacteria; (2) anaerobic respiration yields only 2 ATP per glucose molecule compared to 36–38 ATP in aerobic respiration; (3) fermentation by yeast underpins economically important Kenyan processes including uji souring, busaa brewing, mandazi leavening, biogas production, and industrial ethanol manufacture; (4) plants shift to anaerobic respiration in their roots when soil is waterlogged and oxygen is depleted — connecting plant cell biochemistry to agricultural and ecological contexts.</w:t>
+              <w:t xml:space="preserve">Students learned: (1) anaerobic respiration occurs in the absence of oxygen, producing ethanol and CO₂ in yeast and plant roots (alcoholic fermentation) or lactic acid in bacteria and animal muscle; (2) anaerobic respiration yields only 2 ATP per glucose molecule compared to 36–38 ATP in aerobic respiration; (3) fermentation by yeast underpins economically important Kenyan processes including uji souring, busaa brewing, mandazi leavening, biogas production, and industrial ethanol manufacture; (4) plants shift to anaerobic respiration in their roots when soil is waterlogged and oxygen is depleted — connecting plant cell biochemistry to agricultural and ecological contexts.</w:t>
             </w:r>
           </w:p>
         </w:tc>
@@ -2391,7 +2391,7 @@
         </w:rPr>
         <w:t xml:space="preserve">© 2026 SeaVuria and ARES. This work is licensed under a </w:t>
       </w:r>
-      <w:hyperlink w:history="1" r:id="rIdizjhyzreuqmlhbaxq_og0">
+      <w:hyperlink w:history="1" r:id="rIdai7ddo5xb7xjouqzza-c9">
         <w:r>
           <w:rPr>
             <w:rFonts w:ascii="Arial" w:cs="Arial" w:eastAsia="Arial" w:hAnsi="Arial"/>
@@ -2411,7 +2411,7 @@
         </w:rPr>
         <w:t xml:space="preserve"> (</w:t>
       </w:r>
-      <w:hyperlink w:history="1" r:id="rIdwd_gs2s8vu2fgadd7btui">
+      <w:hyperlink w:history="1" r:id="rIdncpugdst0piabp8ifxsul">
         <w:r>
           <w:rPr>
             <w:rFonts w:ascii="Arial" w:cs="Arial" w:eastAsia="Arial" w:hAnsi="Arial"/>
@@ -2431,7 +2431,7 @@
         </w:rPr>
         <w:t xml:space="preserve">). To view a copy of this license, visit </w:t>
       </w:r>
-      <w:hyperlink w:history="1" r:id="rIdqyyg7yg-2mlhz_ei7cg0b">
+      <w:hyperlink w:history="1" r:id="rIdrulxx3xkic35unteswg-c">
         <w:r>
           <w:rPr>
             <w:rFonts w:ascii="Arial" w:cs="Arial" w:eastAsia="Arial" w:hAnsi="Arial"/>

--- a/data/outputs/v2/Biology/SS2.3_Plant_Gaseous_Exchange_and_Respiration/Biology_Plant_Gaseous_Exchange_and_Respiration_SummaryTable.docx
+++ b/data/outputs/v2/Biology/SS2.3_Plant_Gaseous_Exchange_and_Respiration/Biology_Plant_Gaseous_Exchange_and_Respiration_SummaryTable.docx
@@ -2391,7 +2391,7 @@
         </w:rPr>
         <w:t xml:space="preserve">© 2026 SeaVuria and ARES. This work is licensed under a </w:t>
       </w:r>
-      <w:hyperlink w:history="1" r:id="rIdai7ddo5xb7xjouqzza-c9">
+      <w:hyperlink w:history="1" r:id="rIdqnvfqbx42arkgsmpqemgg">
         <w:r>
           <w:rPr>
             <w:rFonts w:ascii="Arial" w:cs="Arial" w:eastAsia="Arial" w:hAnsi="Arial"/>
@@ -2411,7 +2411,7 @@
         </w:rPr>
         <w:t xml:space="preserve"> (</w:t>
       </w:r>
-      <w:hyperlink w:history="1" r:id="rIdncpugdst0piabp8ifxsul">
+      <w:hyperlink w:history="1" r:id="rIdef7ronqdcyklskug-hdn_">
         <w:r>
           <w:rPr>
             <w:rFonts w:ascii="Arial" w:cs="Arial" w:eastAsia="Arial" w:hAnsi="Arial"/>
@@ -2431,7 +2431,7 @@
         </w:rPr>
         <w:t xml:space="preserve">). To view a copy of this license, visit </w:t>
       </w:r>
-      <w:hyperlink w:history="1" r:id="rIdrulxx3xkic35unteswg-c">
+      <w:hyperlink w:history="1" r:id="rIdiqtolw80ondj1srmvklun">
         <w:r>
           <w:rPr>
             <w:rFonts w:ascii="Arial" w:cs="Arial" w:eastAsia="Arial" w:hAnsi="Arial"/>

--- a/data/outputs/v2/Biology/SS2.3_Plant_Gaseous_Exchange_and_Respiration/Biology_Plant_Gaseous_Exchange_and_Respiration_SummaryTable.docx
+++ b/data/outputs/v2/Biology/SS2.3_Plant_Gaseous_Exchange_and_Respiration/Biology_Plant_Gaseous_Exchange_and_Respiration_SummaryTable.docx
@@ -4,6 +4,7 @@
   <w:body>
     <w:p>
       <w:pPr>
+        <w:keepNext w:val="false"/>
         <w:spacing w:after="30" w:before="0"/>
         <w:jc w:val="center"/>
       </w:pPr>
@@ -23,6 +24,7 @@
     </w:p>
     <w:p>
       <w:pPr>
+        <w:keepNext w:val="false"/>
         <w:spacing w:after="60" w:before="0"/>
         <w:jc w:val="center"/>
       </w:pPr>
@@ -81,6 +83,7 @@
           </w:tcPr>
           <w:p>
             <w:pPr>
+              <w:keepNext w:val="false"/>
               <w:spacing w:after="40" w:before="0"/>
               <w:jc w:val="center"/>
             </w:pPr>
@@ -115,6 +118,7 @@
           </w:tcPr>
           <w:p>
             <w:pPr>
+              <w:keepNext w:val="false"/>
               <w:spacing w:after="40" w:before="0"/>
               <w:jc w:val="left"/>
             </w:pPr>
@@ -147,6 +151,7 @@
           </w:tcPr>
           <w:p>
             <w:pPr>
+              <w:keepNext w:val="false"/>
               <w:spacing w:after="40" w:before="0"/>
               <w:jc w:val="left"/>
             </w:pPr>
@@ -181,6 +186,7 @@
           </w:tcPr>
           <w:p>
             <w:pPr>
+              <w:keepNext w:val="false"/>
               <w:spacing w:after="40" w:before="0"/>
               <w:jc w:val="left"/>
             </w:pPr>
@@ -213,6 +219,7 @@
           </w:tcPr>
           <w:p>
             <w:pPr>
+              <w:keepNext w:val="false"/>
               <w:spacing w:after="40" w:before="0"/>
               <w:jc w:val="left"/>
             </w:pPr>
@@ -273,6 +280,7 @@
           </w:tcPr>
           <w:p>
             <w:pPr>
+              <w:keepNext w:val="false"/>
               <w:spacing w:after="40" w:before="0"/>
               <w:jc w:val="center"/>
             </w:pPr>
@@ -307,6 +315,7 @@
           </w:tcPr>
           <w:p>
             <w:pPr>
+              <w:keepNext w:val="false"/>
               <w:spacing w:after="40" w:before="0"/>
               <w:jc w:val="left"/>
             </w:pPr>
@@ -369,6 +378,7 @@
           </w:tcPr>
           <w:p>
             <w:pPr>
+              <w:keepNext w:val="false"/>
               <w:spacing w:after="40" w:before="0"/>
               <w:jc w:val="left"/>
             </w:pPr>
@@ -401,6 +411,7 @@
           </w:tcPr>
           <w:p>
             <w:pPr>
+              <w:keepNext w:val="false"/>
               <w:spacing w:after="40" w:before="0"/>
               <w:jc w:val="left"/>
             </w:pPr>
@@ -433,6 +444,7 @@
           </w:tcPr>
           <w:p>
             <w:pPr>
+              <w:keepNext w:val="false"/>
               <w:spacing w:after="40" w:before="0"/>
               <w:jc w:val="left"/>
             </w:pPr>
@@ -465,6 +477,7 @@
           </w:tcPr>
           <w:p>
             <w:pPr>
+              <w:keepNext w:val="false"/>
               <w:spacing w:after="40" w:before="0"/>
               <w:jc w:val="left"/>
             </w:pPr>
@@ -499,6 +512,7 @@
           </w:tcPr>
           <w:p>
             <w:pPr>
+              <w:keepNext w:val="false"/>
               <w:spacing w:after="40" w:before="0"/>
               <w:jc w:val="left"/>
             </w:pPr>
@@ -518,6 +532,7 @@
           </w:p>
           <w:p>
             <w:pPr>
+              <w:keepNext w:val="false"/>
               <w:spacing w:after="40" w:before="0"/>
               <w:jc w:val="left"/>
             </w:pPr>
@@ -550,6 +565,7 @@
           </w:tcPr>
           <w:p>
             <w:pPr>
+              <w:keepNext w:val="false"/>
               <w:spacing w:after="40" w:before="0"/>
               <w:jc w:val="left"/>
             </w:pPr>
@@ -582,6 +598,7 @@
           </w:tcPr>
           <w:p>
             <w:pPr>
+              <w:keepNext w:val="false"/>
               <w:spacing w:after="40" w:before="0"/>
               <w:jc w:val="left"/>
             </w:pPr>
@@ -614,6 +631,7 @@
           </w:tcPr>
           <w:p>
             <w:pPr>
+              <w:keepNext w:val="false"/>
               <w:spacing w:after="40" w:before="0"/>
               <w:jc w:val="left"/>
             </w:pPr>
@@ -648,6 +666,7 @@
           </w:tcPr>
           <w:p>
             <w:pPr>
+              <w:keepNext w:val="false"/>
               <w:spacing w:after="40" w:before="0"/>
               <w:jc w:val="left"/>
             </w:pPr>
@@ -667,6 +686,7 @@
           </w:p>
           <w:p>
             <w:pPr>
+              <w:keepNext w:val="false"/>
               <w:spacing w:after="40" w:before="0"/>
               <w:jc w:val="left"/>
             </w:pPr>
@@ -699,6 +719,7 @@
           </w:tcPr>
           <w:p>
             <w:pPr>
+              <w:keepNext w:val="false"/>
               <w:spacing w:after="40" w:before="0"/>
               <w:jc w:val="left"/>
             </w:pPr>
@@ -731,6 +752,7 @@
           </w:tcPr>
           <w:p>
             <w:pPr>
+              <w:keepNext w:val="false"/>
               <w:spacing w:after="40" w:before="0"/>
               <w:jc w:val="left"/>
             </w:pPr>
@@ -763,6 +785,7 @@
           </w:tcPr>
           <w:p>
             <w:pPr>
+              <w:keepNext w:val="false"/>
               <w:spacing w:after="40" w:before="0"/>
               <w:jc w:val="left"/>
             </w:pPr>
@@ -797,6 +820,7 @@
           </w:tcPr>
           <w:p>
             <w:pPr>
+              <w:keepNext w:val="false"/>
               <w:spacing w:after="40" w:before="0"/>
               <w:jc w:val="left"/>
             </w:pPr>
@@ -816,6 +840,7 @@
           </w:p>
           <w:p>
             <w:pPr>
+              <w:keepNext w:val="false"/>
               <w:spacing w:after="40" w:before="0"/>
               <w:jc w:val="left"/>
             </w:pPr>
@@ -848,6 +873,7 @@
           </w:tcPr>
           <w:p>
             <w:pPr>
+              <w:keepNext w:val="false"/>
               <w:spacing w:after="40" w:before="0"/>
               <w:jc w:val="left"/>
             </w:pPr>
@@ -880,6 +906,7 @@
           </w:tcPr>
           <w:p>
             <w:pPr>
+              <w:keepNext w:val="false"/>
               <w:spacing w:after="40" w:before="0"/>
               <w:jc w:val="left"/>
             </w:pPr>
@@ -912,6 +939,7 @@
           </w:tcPr>
           <w:p>
             <w:pPr>
+              <w:keepNext w:val="false"/>
               <w:spacing w:after="40" w:before="0"/>
               <w:jc w:val="left"/>
             </w:pPr>
@@ -946,6 +974,7 @@
           </w:tcPr>
           <w:p>
             <w:pPr>
+              <w:keepNext w:val="false"/>
               <w:spacing w:after="40" w:before="0"/>
               <w:jc w:val="left"/>
             </w:pPr>
@@ -965,6 +994,7 @@
           </w:p>
           <w:p>
             <w:pPr>
+              <w:keepNext w:val="false"/>
               <w:spacing w:after="40" w:before="0"/>
               <w:jc w:val="left"/>
             </w:pPr>
@@ -997,6 +1027,7 @@
           </w:tcPr>
           <w:p>
             <w:pPr>
+              <w:keepNext w:val="false"/>
               <w:spacing w:after="40" w:before="0"/>
               <w:jc w:val="left"/>
             </w:pPr>
@@ -1029,6 +1060,7 @@
           </w:tcPr>
           <w:p>
             <w:pPr>
+              <w:keepNext w:val="false"/>
               <w:spacing w:after="40" w:before="0"/>
               <w:jc w:val="left"/>
             </w:pPr>
@@ -1061,6 +1093,7 @@
           </w:tcPr>
           <w:p>
             <w:pPr>
+              <w:keepNext w:val="false"/>
               <w:spacing w:after="40" w:before="0"/>
               <w:jc w:val="left"/>
             </w:pPr>
@@ -1095,6 +1128,7 @@
           </w:tcPr>
           <w:p>
             <w:pPr>
+              <w:keepNext w:val="false"/>
               <w:spacing w:after="40" w:before="0"/>
               <w:jc w:val="left"/>
             </w:pPr>
@@ -1114,6 +1148,7 @@
           </w:p>
           <w:p>
             <w:pPr>
+              <w:keepNext w:val="false"/>
               <w:spacing w:after="40" w:before="0"/>
               <w:jc w:val="left"/>
             </w:pPr>
@@ -1146,6 +1181,7 @@
           </w:tcPr>
           <w:p>
             <w:pPr>
+              <w:keepNext w:val="false"/>
               <w:spacing w:after="40" w:before="0"/>
               <w:jc w:val="left"/>
             </w:pPr>
@@ -1178,6 +1214,7 @@
           </w:tcPr>
           <w:p>
             <w:pPr>
+              <w:keepNext w:val="false"/>
               <w:spacing w:after="40" w:before="0"/>
               <w:jc w:val="left"/>
             </w:pPr>
@@ -1210,6 +1247,7 @@
           </w:tcPr>
           <w:p>
             <w:pPr>
+              <w:keepNext w:val="false"/>
               <w:spacing w:after="40" w:before="0"/>
               <w:jc w:val="left"/>
             </w:pPr>
@@ -1244,6 +1282,7 @@
           </w:tcPr>
           <w:p>
             <w:pPr>
+              <w:keepNext w:val="false"/>
               <w:spacing w:after="40" w:before="0"/>
               <w:jc w:val="left"/>
             </w:pPr>
@@ -1263,6 +1302,7 @@
           </w:p>
           <w:p>
             <w:pPr>
+              <w:keepNext w:val="false"/>
               <w:spacing w:after="40" w:before="0"/>
               <w:jc w:val="left"/>
             </w:pPr>
@@ -1295,6 +1335,7 @@
           </w:tcPr>
           <w:p>
             <w:pPr>
+              <w:keepNext w:val="false"/>
               <w:spacing w:after="40" w:before="0"/>
               <w:jc w:val="left"/>
             </w:pPr>
@@ -1327,6 +1368,7 @@
           </w:tcPr>
           <w:p>
             <w:pPr>
+              <w:keepNext w:val="false"/>
               <w:spacing w:after="40" w:before="0"/>
               <w:jc w:val="left"/>
             </w:pPr>
@@ -1359,6 +1401,7 @@
           </w:tcPr>
           <w:p>
             <w:pPr>
+              <w:keepNext w:val="false"/>
               <w:spacing w:after="40" w:before="0"/>
               <w:jc w:val="left"/>
             </w:pPr>
@@ -1393,6 +1436,7 @@
           </w:tcPr>
           <w:p>
             <w:pPr>
+              <w:keepNext w:val="false"/>
               <w:spacing w:after="40" w:before="0"/>
               <w:jc w:val="left"/>
             </w:pPr>
@@ -1412,6 +1456,7 @@
           </w:p>
           <w:p>
             <w:pPr>
+              <w:keepNext w:val="false"/>
               <w:spacing w:after="40" w:before="0"/>
               <w:jc w:val="left"/>
             </w:pPr>
@@ -1444,6 +1489,7 @@
           </w:tcPr>
           <w:p>
             <w:pPr>
+              <w:keepNext w:val="false"/>
               <w:spacing w:after="40" w:before="0"/>
               <w:jc w:val="left"/>
             </w:pPr>
@@ -1476,6 +1522,7 @@
           </w:tcPr>
           <w:p>
             <w:pPr>
+              <w:keepNext w:val="false"/>
               <w:spacing w:after="40" w:before="0"/>
               <w:jc w:val="left"/>
             </w:pPr>
@@ -1508,6 +1555,7 @@
           </w:tcPr>
           <w:p>
             <w:pPr>
+              <w:keepNext w:val="false"/>
               <w:spacing w:after="40" w:before="0"/>
               <w:jc w:val="left"/>
             </w:pPr>
@@ -1542,6 +1590,7 @@
           </w:tcPr>
           <w:p>
             <w:pPr>
+              <w:keepNext w:val="false"/>
               <w:spacing w:after="40" w:before="0"/>
               <w:jc w:val="left"/>
             </w:pPr>
@@ -1561,6 +1610,7 @@
           </w:p>
           <w:p>
             <w:pPr>
+              <w:keepNext w:val="false"/>
               <w:spacing w:after="40" w:before="0"/>
               <w:jc w:val="left"/>
             </w:pPr>
@@ -1593,6 +1643,7 @@
           </w:tcPr>
           <w:p>
             <w:pPr>
+              <w:keepNext w:val="false"/>
               <w:spacing w:after="40" w:before="0"/>
               <w:jc w:val="left"/>
             </w:pPr>
@@ -1625,6 +1676,7 @@
           </w:tcPr>
           <w:p>
             <w:pPr>
+              <w:keepNext w:val="false"/>
               <w:spacing w:after="40" w:before="0"/>
               <w:jc w:val="left"/>
             </w:pPr>
@@ -1657,6 +1709,7 @@
           </w:tcPr>
           <w:p>
             <w:pPr>
+              <w:keepNext w:val="false"/>
               <w:spacing w:after="40" w:before="0"/>
               <w:jc w:val="left"/>
             </w:pPr>
@@ -1691,6 +1744,7 @@
           </w:tcPr>
           <w:p>
             <w:pPr>
+              <w:keepNext w:val="false"/>
               <w:spacing w:after="40" w:before="0"/>
               <w:jc w:val="left"/>
             </w:pPr>
@@ -1710,6 +1764,7 @@
           </w:p>
           <w:p>
             <w:pPr>
+              <w:keepNext w:val="false"/>
               <w:spacing w:after="40" w:before="0"/>
               <w:jc w:val="left"/>
             </w:pPr>
@@ -1742,6 +1797,7 @@
           </w:tcPr>
           <w:p>
             <w:pPr>
+              <w:keepNext w:val="false"/>
               <w:spacing w:after="40" w:before="0"/>
               <w:jc w:val="left"/>
             </w:pPr>
@@ -1774,6 +1830,7 @@
           </w:tcPr>
           <w:p>
             <w:pPr>
+              <w:keepNext w:val="false"/>
               <w:spacing w:after="40" w:before="0"/>
               <w:jc w:val="left"/>
             </w:pPr>
@@ -1806,6 +1863,7 @@
           </w:tcPr>
           <w:p>
             <w:pPr>
+              <w:keepNext w:val="false"/>
               <w:spacing w:after="40" w:before="0"/>
               <w:jc w:val="left"/>
             </w:pPr>
@@ -1840,6 +1898,7 @@
           </w:tcPr>
           <w:p>
             <w:pPr>
+              <w:keepNext w:val="false"/>
               <w:spacing w:after="40" w:before="0"/>
               <w:jc w:val="left"/>
             </w:pPr>
@@ -1859,6 +1918,7 @@
           </w:p>
           <w:p>
             <w:pPr>
+              <w:keepNext w:val="false"/>
               <w:spacing w:after="40" w:before="0"/>
               <w:jc w:val="left"/>
             </w:pPr>
@@ -1891,6 +1951,7 @@
           </w:tcPr>
           <w:p>
             <w:pPr>
+              <w:keepNext w:val="false"/>
               <w:spacing w:after="40" w:before="0"/>
               <w:jc w:val="left"/>
             </w:pPr>
@@ -1923,6 +1984,7 @@
           </w:tcPr>
           <w:p>
             <w:pPr>
+              <w:keepNext w:val="false"/>
               <w:spacing w:after="40" w:before="0"/>
               <w:jc w:val="left"/>
             </w:pPr>
@@ -1955,6 +2017,7 @@
           </w:tcPr>
           <w:p>
             <w:pPr>
+              <w:keepNext w:val="false"/>
               <w:spacing w:after="40" w:before="0"/>
               <w:jc w:val="left"/>
             </w:pPr>
@@ -1989,6 +2052,7 @@
           </w:tcPr>
           <w:p>
             <w:pPr>
+              <w:keepNext w:val="false"/>
               <w:spacing w:after="40" w:before="0"/>
               <w:jc w:val="left"/>
             </w:pPr>
@@ -2008,6 +2072,7 @@
           </w:p>
           <w:p>
             <w:pPr>
+              <w:keepNext w:val="false"/>
               <w:spacing w:after="40" w:before="0"/>
               <w:jc w:val="left"/>
             </w:pPr>
@@ -2040,6 +2105,7 @@
           </w:tcPr>
           <w:p>
             <w:pPr>
+              <w:keepNext w:val="false"/>
               <w:spacing w:after="40" w:before="0"/>
               <w:jc w:val="left"/>
             </w:pPr>
@@ -2072,6 +2138,7 @@
           </w:tcPr>
           <w:p>
             <w:pPr>
+              <w:keepNext w:val="false"/>
               <w:spacing w:after="40" w:before="0"/>
               <w:jc w:val="left"/>
             </w:pPr>
@@ -2104,6 +2171,7 @@
           </w:tcPr>
           <w:p>
             <w:pPr>
+              <w:keepNext w:val="false"/>
               <w:spacing w:after="40" w:before="0"/>
               <w:jc w:val="left"/>
             </w:pPr>
@@ -2138,6 +2206,7 @@
           </w:tcPr>
           <w:p>
             <w:pPr>
+              <w:keepNext w:val="false"/>
               <w:spacing w:after="40" w:before="0"/>
               <w:jc w:val="left"/>
             </w:pPr>
@@ -2157,6 +2226,7 @@
           </w:p>
           <w:p>
             <w:pPr>
+              <w:keepNext w:val="false"/>
               <w:spacing w:after="40" w:before="0"/>
               <w:jc w:val="left"/>
             </w:pPr>
@@ -2189,6 +2259,7 @@
           </w:tcPr>
           <w:p>
             <w:pPr>
+              <w:keepNext w:val="false"/>
               <w:spacing w:after="40" w:before="0"/>
               <w:jc w:val="left"/>
             </w:pPr>
@@ -2221,6 +2292,7 @@
           </w:tcPr>
           <w:p>
             <w:pPr>
+              <w:keepNext w:val="false"/>
               <w:spacing w:after="40" w:before="0"/>
               <w:jc w:val="left"/>
             </w:pPr>
@@ -2253,6 +2325,7 @@
           </w:tcPr>
           <w:p>
             <w:pPr>
+              <w:keepNext w:val="false"/>
               <w:spacing w:after="40" w:before="0"/>
               <w:jc w:val="left"/>
             </w:pPr>
@@ -2391,7 +2464,7 @@
         </w:rPr>
         <w:t xml:space="preserve">© 2026 SeaVuria and ARES. This work is licensed under a </w:t>
       </w:r>
-      <w:hyperlink w:history="1" r:id="rIdqnvfqbx42arkgsmpqemgg">
+      <w:hyperlink w:history="1" r:id="rIdd_0jm3thmaegy77znwiup">
         <w:r>
           <w:rPr>
             <w:rFonts w:ascii="Arial" w:cs="Arial" w:eastAsia="Arial" w:hAnsi="Arial"/>
@@ -2411,7 +2484,7 @@
         </w:rPr>
         <w:t xml:space="preserve"> (</w:t>
       </w:r>
-      <w:hyperlink w:history="1" r:id="rIdef7ronqdcyklskug-hdn_">
+      <w:hyperlink w:history="1" r:id="rIdx-qtvmq-hmfcntp4vfrpl">
         <w:r>
           <w:rPr>
             <w:rFonts w:ascii="Arial" w:cs="Arial" w:eastAsia="Arial" w:hAnsi="Arial"/>
@@ -2431,7 +2504,7 @@
         </w:rPr>
         <w:t xml:space="preserve">). To view a copy of this license, visit </w:t>
       </w:r>
-      <w:hyperlink w:history="1" r:id="rIdiqtolw80ondj1srmvklun">
+      <w:hyperlink w:history="1" r:id="rId9l8xtm7ttxqbeumxkota3">
         <w:r>
           <w:rPr>
             <w:rFonts w:ascii="Arial" w:cs="Arial" w:eastAsia="Arial" w:hAnsi="Arial"/>

--- a/data/outputs/v2/Biology/SS2.3_Plant_Gaseous_Exchange_and_Respiration/Biology_Plant_Gaseous_Exchange_and_Respiration_SummaryTable.docx
+++ b/data/outputs/v2/Biology/SS2.3_Plant_Gaseous_Exchange_and_Respiration/Biology_Plant_Gaseous_Exchange_and_Respiration_SummaryTable.docx
@@ -2464,7 +2464,7 @@
         </w:rPr>
         <w:t xml:space="preserve">© 2026 SeaVuria and ARES. This work is licensed under a </w:t>
       </w:r>
-      <w:hyperlink w:history="1" r:id="rIdd_0jm3thmaegy77znwiup">
+      <w:hyperlink w:history="1" r:id="rIdd9_newaujxrqs5bvkhdjq">
         <w:r>
           <w:rPr>
             <w:rFonts w:ascii="Arial" w:cs="Arial" w:eastAsia="Arial" w:hAnsi="Arial"/>
@@ -2484,7 +2484,7 @@
         </w:rPr>
         <w:t xml:space="preserve"> (</w:t>
       </w:r>
-      <w:hyperlink w:history="1" r:id="rIdx-qtvmq-hmfcntp4vfrpl">
+      <w:hyperlink w:history="1" r:id="rIds8bt1covsjvlirigt1kyt">
         <w:r>
           <w:rPr>
             <w:rFonts w:ascii="Arial" w:cs="Arial" w:eastAsia="Arial" w:hAnsi="Arial"/>
@@ -2504,7 +2504,7 @@
         </w:rPr>
         <w:t xml:space="preserve">). To view a copy of this license, visit </w:t>
       </w:r>
-      <w:hyperlink w:history="1" r:id="rId9l8xtm7ttxqbeumxkota3">
+      <w:hyperlink w:history="1" r:id="rIdjoc9vck51q5rqlpeqxhmm">
         <w:r>
           <w:rPr>
             <w:rFonts w:ascii="Arial" w:cs="Arial" w:eastAsia="Arial" w:hAnsi="Arial"/>
